--- a/03 - DSA/03 - Data Structures.docx
+++ b/03 - DSA/03 - Data Structures.docx
@@ -8,13 +8,17 @@
         <w:rPr>
           <w:b/>
           <w:bCs/>
-          <w:lang w:eastAsia="en-IN"/>
-        </w:rPr>
-      </w:pPr>
-      <w:r>
-        <w:rPr>
-          <w:b/>
-          <w:bCs/>
+          <w:sz w:val="24"/>
+          <w:szCs w:val="24"/>
+          <w:lang w:eastAsia="en-IN"/>
+        </w:rPr>
+      </w:pPr>
+      <w:r>
+        <w:rPr>
+          <w:b/>
+          <w:bCs/>
+          <w:sz w:val="24"/>
+          <w:szCs w:val="24"/>
         </w:rPr>
         <w:fldChar w:fldCharType="begin"/>
       </w:r>
@@ -22,6 +26,8 @@
         <w:rPr>
           <w:b/>
           <w:bCs/>
+          <w:sz w:val="24"/>
+          <w:szCs w:val="24"/>
         </w:rPr>
         <w:instrText xml:space="preserve"> HYPERLINK "https://www.geeksforgeeks.org/data-structures/" \t "_blank" </w:instrText>
       </w:r>
@@ -29,6 +35,8 @@
         <w:rPr>
           <w:b/>
           <w:bCs/>
+          <w:sz w:val="24"/>
+          <w:szCs w:val="24"/>
         </w:rPr>
         <w:fldChar w:fldCharType="separate"/>
       </w:r>
@@ -36,6 +44,8 @@
         <w:rPr>
           <w:b/>
           <w:bCs/>
+          <w:sz w:val="24"/>
+          <w:szCs w:val="24"/>
           <w:lang w:eastAsia="en-IN"/>
         </w:rPr>
         <w:t>Learn Data Structures</w:t>
@@ -44,6 +54,8 @@
         <w:rPr>
           <w:b/>
           <w:bCs/>
+          <w:sz w:val="24"/>
+          <w:szCs w:val="24"/>
           <w:lang w:eastAsia="en-IN"/>
         </w:rPr>
         <w:fldChar w:fldCharType="end"/>
@@ -53,11 +65,15 @@
       <w:pPr>
         <w:bidi w:val="0"/>
         <w:rPr>
-          <w:lang w:eastAsia="en-IN"/>
-        </w:rPr>
-      </w:pPr>
-      <w:r>
-        <w:rPr>
+          <w:sz w:val="24"/>
+          <w:szCs w:val="24"/>
+          <w:lang w:eastAsia="en-IN"/>
+        </w:rPr>
+      </w:pPr>
+      <w:r>
+        <w:rPr>
+          <w:sz w:val="24"/>
+          <w:szCs w:val="24"/>
           <w:lang w:eastAsia="en-IN"/>
         </w:rPr>
         <w:t>Data structures are essential components that help organize and store data efficiently in computer memory. They provide a way to manage and manipulate data effectively, enabling faster access, insertion, and deletion operations.</w:t>
@@ -69,13 +85,17 @@
         <w:rPr>
           <w:b/>
           <w:bCs/>
-          <w:lang w:eastAsia="en-IN"/>
-        </w:rPr>
-      </w:pPr>
-      <w:r>
-        <w:rPr>
-          <w:b/>
-          <w:bCs/>
+          <w:sz w:val="24"/>
+          <w:szCs w:val="24"/>
+          <w:lang w:eastAsia="en-IN"/>
+        </w:rPr>
+      </w:pPr>
+      <w:r>
+        <w:rPr>
+          <w:b/>
+          <w:bCs/>
+          <w:sz w:val="24"/>
+          <w:szCs w:val="24"/>
           <w:lang w:eastAsia="en-IN"/>
         </w:rPr>
         <w:t>1.</w:t>
@@ -84,6 +104,8 @@
         <w:rPr>
           <w:b/>
           <w:bCs/>
+          <w:sz w:val="24"/>
+          <w:szCs w:val="24"/>
         </w:rPr>
         <w:fldChar w:fldCharType="begin"/>
       </w:r>
@@ -91,6 +113,8 @@
         <w:rPr>
           <w:b/>
           <w:bCs/>
+          <w:sz w:val="24"/>
+          <w:szCs w:val="24"/>
         </w:rPr>
         <w:instrText xml:space="preserve"> HYPERLINK "https://www.geeksforgeeks.org/array-data-structure/" \t "_blank" </w:instrText>
       </w:r>
@@ -98,6 +122,8 @@
         <w:rPr>
           <w:b/>
           <w:bCs/>
+          <w:sz w:val="24"/>
+          <w:szCs w:val="24"/>
         </w:rPr>
         <w:fldChar w:fldCharType="separate"/>
       </w:r>
@@ -105,6 +131,8 @@
         <w:rPr>
           <w:b/>
           <w:bCs/>
+          <w:sz w:val="24"/>
+          <w:szCs w:val="24"/>
           <w:lang w:eastAsia="en-IN"/>
         </w:rPr>
         <w:t> Array</w:t>
@@ -113,6 +141,8 @@
         <w:rPr>
           <w:b/>
           <w:bCs/>
+          <w:sz w:val="24"/>
+          <w:szCs w:val="24"/>
           <w:lang w:eastAsia="en-IN"/>
         </w:rPr>
         <w:fldChar w:fldCharType="end"/>
@@ -124,13 +154,17 @@
         <w:rPr>
           <w:b/>
           <w:bCs/>
-          <w:lang w:eastAsia="en-IN"/>
-        </w:rPr>
-      </w:pPr>
-      <w:r>
-        <w:rPr>
-          <w:b/>
-          <w:bCs/>
+          <w:sz w:val="24"/>
+          <w:szCs w:val="24"/>
+          <w:lang w:eastAsia="en-IN"/>
+        </w:rPr>
+      </w:pPr>
+      <w:r>
+        <w:rPr>
+          <w:b/>
+          <w:bCs/>
+          <w:sz w:val="24"/>
+          <w:szCs w:val="24"/>
         </w:rPr>
         <w:fldChar w:fldCharType="begin"/>
       </w:r>
@@ -138,6 +172,8 @@
         <w:rPr>
           <w:b/>
           <w:bCs/>
+          <w:sz w:val="24"/>
+          <w:szCs w:val="24"/>
         </w:rPr>
         <w:instrText xml:space="preserve"> HYPERLINK "https://www.geeksforgeeks.org/string-data-structure/" \t "_blank" </w:instrText>
       </w:r>
@@ -145,6 +181,8 @@
         <w:rPr>
           <w:b/>
           <w:bCs/>
+          <w:sz w:val="24"/>
+          <w:szCs w:val="24"/>
         </w:rPr>
         <w:fldChar w:fldCharType="separate"/>
       </w:r>
@@ -152,6 +190,8 @@
         <w:rPr>
           <w:b/>
           <w:bCs/>
+          <w:sz w:val="24"/>
+          <w:szCs w:val="24"/>
           <w:lang w:eastAsia="en-IN"/>
         </w:rPr>
         <w:t>2. String</w:t>
@@ -160,6 +200,8 @@
         <w:rPr>
           <w:b/>
           <w:bCs/>
+          <w:sz w:val="24"/>
+          <w:szCs w:val="24"/>
           <w:lang w:eastAsia="en-IN"/>
         </w:rPr>
         <w:fldChar w:fldCharType="end"/>
@@ -171,13 +213,17 @@
         <w:rPr>
           <w:b/>
           <w:bCs/>
-          <w:lang w:eastAsia="en-IN"/>
-        </w:rPr>
-      </w:pPr>
-      <w:r>
-        <w:rPr>
-          <w:b/>
-          <w:bCs/>
+          <w:sz w:val="24"/>
+          <w:szCs w:val="24"/>
+          <w:lang w:eastAsia="en-IN"/>
+        </w:rPr>
+      </w:pPr>
+      <w:r>
+        <w:rPr>
+          <w:b/>
+          <w:bCs/>
+          <w:sz w:val="24"/>
+          <w:szCs w:val="24"/>
           <w:lang w:eastAsia="en-IN"/>
         </w:rPr>
         <w:t>3. </w:t>
@@ -186,6 +232,8 @@
         <w:rPr>
           <w:b/>
           <w:bCs/>
+          <w:sz w:val="24"/>
+          <w:szCs w:val="24"/>
         </w:rPr>
         <w:fldChar w:fldCharType="begin"/>
       </w:r>
@@ -193,6 +241,8 @@
         <w:rPr>
           <w:b/>
           <w:bCs/>
+          <w:sz w:val="24"/>
+          <w:szCs w:val="24"/>
         </w:rPr>
         <w:instrText xml:space="preserve"> HYPERLINK "https://www.geeksforgeeks.org/data-structures/linked-list/" \t "_blank" </w:instrText>
       </w:r>
@@ -200,6 +250,8 @@
         <w:rPr>
           <w:b/>
           <w:bCs/>
+          <w:sz w:val="24"/>
+          <w:szCs w:val="24"/>
         </w:rPr>
         <w:fldChar w:fldCharType="separate"/>
       </w:r>
@@ -207,6 +259,8 @@
         <w:rPr>
           <w:b/>
           <w:bCs/>
+          <w:sz w:val="24"/>
+          <w:szCs w:val="24"/>
           <w:lang w:eastAsia="en-IN"/>
         </w:rPr>
         <w:t>Linked Lists</w:t>
@@ -215,6 +269,8 @@
         <w:rPr>
           <w:b/>
           <w:bCs/>
+          <w:sz w:val="24"/>
+          <w:szCs w:val="24"/>
           <w:lang w:eastAsia="en-IN"/>
         </w:rPr>
         <w:fldChar w:fldCharType="end"/>
@@ -226,13 +282,17 @@
         <w:rPr>
           <w:b/>
           <w:bCs/>
-          <w:lang w:eastAsia="en-IN"/>
-        </w:rPr>
-      </w:pPr>
-      <w:r>
-        <w:rPr>
-          <w:b/>
-          <w:bCs/>
+          <w:sz w:val="24"/>
+          <w:szCs w:val="24"/>
+          <w:lang w:eastAsia="en-IN"/>
+        </w:rPr>
+      </w:pPr>
+      <w:r>
+        <w:rPr>
+          <w:b/>
+          <w:bCs/>
+          <w:sz w:val="24"/>
+          <w:szCs w:val="24"/>
         </w:rPr>
         <w:fldChar w:fldCharType="begin"/>
       </w:r>
@@ -240,6 +300,8 @@
         <w:rPr>
           <w:b/>
           <w:bCs/>
+          <w:sz w:val="24"/>
+          <w:szCs w:val="24"/>
         </w:rPr>
         <w:instrText xml:space="preserve"> HYPERLINK "https://www.geeksforgeeks.org/matrix/" \t "_blank" </w:instrText>
       </w:r>
@@ -247,6 +309,8 @@
         <w:rPr>
           <w:b/>
           <w:bCs/>
+          <w:sz w:val="24"/>
+          <w:szCs w:val="24"/>
         </w:rPr>
         <w:fldChar w:fldCharType="separate"/>
       </w:r>
@@ -254,6 +318,8 @@
         <w:rPr>
           <w:b/>
           <w:bCs/>
+          <w:sz w:val="24"/>
+          <w:szCs w:val="24"/>
           <w:lang w:eastAsia="en-IN"/>
         </w:rPr>
         <w:t>4. Matrix/Grid</w:t>
@@ -262,12 +328,12 @@
         <w:rPr>
           <w:b/>
           <w:bCs/>
+          <w:sz w:val="24"/>
+          <w:szCs w:val="24"/>
           <w:lang w:eastAsia="en-IN"/>
         </w:rPr>
         <w:fldChar w:fldCharType="end"/>
       </w:r>
-      <w:bookmarkStart w:id="0" w:name="_GoBack"/>
-      <w:bookmarkEnd w:id="0"/>
     </w:p>
     <w:p>
       <w:pPr>
@@ -275,13 +341,17 @@
         <w:rPr>
           <w:b/>
           <w:bCs/>
-          <w:lang w:eastAsia="en-IN"/>
-        </w:rPr>
-      </w:pPr>
-      <w:r>
-        <w:rPr>
-          <w:b/>
-          <w:bCs/>
+          <w:sz w:val="24"/>
+          <w:szCs w:val="24"/>
+          <w:lang w:eastAsia="en-IN"/>
+        </w:rPr>
+      </w:pPr>
+      <w:r>
+        <w:rPr>
+          <w:b/>
+          <w:bCs/>
+          <w:sz w:val="24"/>
+          <w:szCs w:val="24"/>
           <w:lang w:eastAsia="en-IN"/>
         </w:rPr>
         <w:t>5. </w:t>
@@ -290,6 +360,8 @@
         <w:rPr>
           <w:b/>
           <w:bCs/>
+          <w:sz w:val="24"/>
+          <w:szCs w:val="24"/>
         </w:rPr>
         <w:fldChar w:fldCharType="begin"/>
       </w:r>
@@ -297,6 +369,8 @@
         <w:rPr>
           <w:b/>
           <w:bCs/>
+          <w:sz w:val="24"/>
+          <w:szCs w:val="24"/>
         </w:rPr>
         <w:instrText xml:space="preserve"> HYPERLINK "https://www.geeksforgeeks.org/stack-data-structure/" \t "_blank" </w:instrText>
       </w:r>
@@ -304,6 +378,8 @@
         <w:rPr>
           <w:b/>
           <w:bCs/>
+          <w:sz w:val="24"/>
+          <w:szCs w:val="24"/>
         </w:rPr>
         <w:fldChar w:fldCharType="separate"/>
       </w:r>
@@ -311,6 +387,8 @@
         <w:rPr>
           <w:b/>
           <w:bCs/>
+          <w:sz w:val="24"/>
+          <w:szCs w:val="24"/>
           <w:lang w:eastAsia="en-IN"/>
         </w:rPr>
         <w:t>Stack</w:t>
@@ -319,6 +397,8 @@
         <w:rPr>
           <w:b/>
           <w:bCs/>
+          <w:sz w:val="24"/>
+          <w:szCs w:val="24"/>
           <w:lang w:eastAsia="en-IN"/>
         </w:rPr>
         <w:fldChar w:fldCharType="end"/>
@@ -330,13 +410,17 @@
         <w:rPr>
           <w:b/>
           <w:bCs/>
-          <w:lang w:eastAsia="en-IN"/>
-        </w:rPr>
-      </w:pPr>
-      <w:r>
-        <w:rPr>
-          <w:b/>
-          <w:bCs/>
+          <w:sz w:val="24"/>
+          <w:szCs w:val="24"/>
+          <w:lang w:eastAsia="en-IN"/>
+        </w:rPr>
+      </w:pPr>
+      <w:r>
+        <w:rPr>
+          <w:b/>
+          <w:bCs/>
+          <w:sz w:val="24"/>
+          <w:szCs w:val="24"/>
           <w:lang w:eastAsia="en-IN"/>
         </w:rPr>
         <w:t>6. </w:t>
@@ -345,6 +429,8 @@
         <w:rPr>
           <w:b/>
           <w:bCs/>
+          <w:sz w:val="24"/>
+          <w:szCs w:val="24"/>
         </w:rPr>
         <w:fldChar w:fldCharType="begin"/>
       </w:r>
@@ -352,6 +438,8 @@
         <w:rPr>
           <w:b/>
           <w:bCs/>
+          <w:sz w:val="24"/>
+          <w:szCs w:val="24"/>
         </w:rPr>
         <w:instrText xml:space="preserve"> HYPERLINK "https://www.geeksforgeeks.org/introduction-to-queue-data-structure-and-algorithm-tutorials/" \t "_blank" </w:instrText>
       </w:r>
@@ -359,6 +447,8 @@
         <w:rPr>
           <w:b/>
           <w:bCs/>
+          <w:sz w:val="24"/>
+          <w:szCs w:val="24"/>
         </w:rPr>
         <w:fldChar w:fldCharType="separate"/>
       </w:r>
@@ -366,6 +456,8 @@
         <w:rPr>
           <w:b/>
           <w:bCs/>
+          <w:sz w:val="24"/>
+          <w:szCs w:val="24"/>
           <w:lang w:eastAsia="en-IN"/>
         </w:rPr>
         <w:t>Queue</w:t>
@@ -374,6 +466,8 @@
         <w:rPr>
           <w:b/>
           <w:bCs/>
+          <w:sz w:val="24"/>
+          <w:szCs w:val="24"/>
           <w:lang w:eastAsia="en-IN"/>
         </w:rPr>
         <w:fldChar w:fldCharType="end"/>
@@ -385,13 +479,17 @@
         <w:rPr>
           <w:b/>
           <w:bCs/>
-          <w:lang w:eastAsia="en-IN"/>
-        </w:rPr>
-      </w:pPr>
-      <w:r>
-        <w:rPr>
-          <w:b/>
-          <w:bCs/>
+          <w:sz w:val="24"/>
+          <w:szCs w:val="24"/>
+          <w:lang w:eastAsia="en-IN"/>
+        </w:rPr>
+      </w:pPr>
+      <w:r>
+        <w:rPr>
+          <w:b/>
+          <w:bCs/>
+          <w:sz w:val="24"/>
+          <w:szCs w:val="24"/>
           <w:lang w:eastAsia="en-IN"/>
         </w:rPr>
         <w:t>7. </w:t>
@@ -400,6 +498,8 @@
         <w:rPr>
           <w:b/>
           <w:bCs/>
+          <w:sz w:val="24"/>
+          <w:szCs w:val="24"/>
         </w:rPr>
         <w:fldChar w:fldCharType="begin"/>
       </w:r>
@@ -407,6 +507,8 @@
         <w:rPr>
           <w:b/>
           <w:bCs/>
+          <w:sz w:val="24"/>
+          <w:szCs w:val="24"/>
         </w:rPr>
         <w:instrText xml:space="preserve"> HYPERLINK "https://www.geeksforgeeks.org/heap-data-structure/" \t "_blank" </w:instrText>
       </w:r>
@@ -414,6 +516,8 @@
         <w:rPr>
           <w:b/>
           <w:bCs/>
+          <w:sz w:val="24"/>
+          <w:szCs w:val="24"/>
         </w:rPr>
         <w:fldChar w:fldCharType="separate"/>
       </w:r>
@@ -421,6 +525,8 @@
         <w:rPr>
           <w:b/>
           <w:bCs/>
+          <w:sz w:val="24"/>
+          <w:szCs w:val="24"/>
           <w:lang w:eastAsia="en-IN"/>
         </w:rPr>
         <w:t>Heap</w:t>
@@ -429,6 +535,8 @@
         <w:rPr>
           <w:b/>
           <w:bCs/>
+          <w:sz w:val="24"/>
+          <w:szCs w:val="24"/>
           <w:lang w:eastAsia="en-IN"/>
         </w:rPr>
         <w:fldChar w:fldCharType="end"/>
@@ -440,13 +548,17 @@
         <w:rPr>
           <w:b/>
           <w:bCs/>
-          <w:lang w:eastAsia="en-IN"/>
-        </w:rPr>
-      </w:pPr>
-      <w:r>
-        <w:rPr>
-          <w:b/>
-          <w:bCs/>
+          <w:sz w:val="24"/>
+          <w:szCs w:val="24"/>
+          <w:lang w:eastAsia="en-IN"/>
+        </w:rPr>
+      </w:pPr>
+      <w:r>
+        <w:rPr>
+          <w:b/>
+          <w:bCs/>
+          <w:sz w:val="24"/>
+          <w:szCs w:val="24"/>
           <w:lang w:eastAsia="en-IN"/>
         </w:rPr>
         <w:t>8. </w:t>
@@ -455,6 +567,8 @@
         <w:rPr>
           <w:b/>
           <w:bCs/>
+          <w:sz w:val="24"/>
+          <w:szCs w:val="24"/>
         </w:rPr>
         <w:fldChar w:fldCharType="begin"/>
       </w:r>
@@ -462,6 +576,8 @@
         <w:rPr>
           <w:b/>
           <w:bCs/>
+          <w:sz w:val="24"/>
+          <w:szCs w:val="24"/>
         </w:rPr>
         <w:instrText xml:space="preserve"> HYPERLINK "https://www.geeksforgeeks.org/hashing-data-structure/" \t "_blank" </w:instrText>
       </w:r>
@@ -469,6 +585,8 @@
         <w:rPr>
           <w:b/>
           <w:bCs/>
+          <w:sz w:val="24"/>
+          <w:szCs w:val="24"/>
         </w:rPr>
         <w:fldChar w:fldCharType="separate"/>
       </w:r>
@@ -476,6 +594,8 @@
         <w:rPr>
           <w:b/>
           <w:bCs/>
+          <w:sz w:val="24"/>
+          <w:szCs w:val="24"/>
           <w:lang w:eastAsia="en-IN"/>
         </w:rPr>
         <w:t>Hash</w:t>
@@ -484,6 +604,8 @@
         <w:rPr>
           <w:b/>
           <w:bCs/>
+          <w:sz w:val="24"/>
+          <w:szCs w:val="24"/>
           <w:lang w:eastAsia="en-IN"/>
         </w:rPr>
         <w:fldChar w:fldCharType="end"/>
@@ -495,13 +617,17 @@
         <w:rPr>
           <w:b/>
           <w:bCs/>
-          <w:lang w:eastAsia="en-IN"/>
-        </w:rPr>
-      </w:pPr>
-      <w:r>
-        <w:rPr>
-          <w:b/>
-          <w:bCs/>
+          <w:sz w:val="24"/>
+          <w:szCs w:val="24"/>
+          <w:lang w:eastAsia="en-IN"/>
+        </w:rPr>
+      </w:pPr>
+      <w:r>
+        <w:rPr>
+          <w:b/>
+          <w:bCs/>
+          <w:sz w:val="24"/>
+          <w:szCs w:val="24"/>
           <w:lang w:eastAsia="en-IN"/>
         </w:rPr>
         <w:t>9. </w:t>
@@ -510,6 +636,8 @@
         <w:rPr>
           <w:b/>
           <w:bCs/>
+          <w:sz w:val="24"/>
+          <w:szCs w:val="24"/>
         </w:rPr>
         <w:fldChar w:fldCharType="begin"/>
       </w:r>
@@ -517,6 +645,8 @@
         <w:rPr>
           <w:b/>
           <w:bCs/>
+          <w:sz w:val="24"/>
+          <w:szCs w:val="24"/>
         </w:rPr>
         <w:instrText xml:space="preserve"> HYPERLINK "https://www.geeksforgeeks.org/tree-data-structure/" \t "_blank" </w:instrText>
       </w:r>
@@ -524,6 +654,8 @@
         <w:rPr>
           <w:b/>
           <w:bCs/>
+          <w:sz w:val="24"/>
+          <w:szCs w:val="24"/>
         </w:rPr>
         <w:fldChar w:fldCharType="separate"/>
       </w:r>
@@ -531,6 +663,8 @@
         <w:rPr>
           <w:b/>
           <w:bCs/>
+          <w:sz w:val="24"/>
+          <w:szCs w:val="24"/>
           <w:lang w:eastAsia="en-IN"/>
         </w:rPr>
         <w:t>Tree</w:t>
@@ -539,6 +673,8 @@
         <w:rPr>
           <w:b/>
           <w:bCs/>
+          <w:sz w:val="24"/>
+          <w:szCs w:val="24"/>
           <w:lang w:eastAsia="en-IN"/>
         </w:rPr>
         <w:fldChar w:fldCharType="end"/>
@@ -550,13 +686,17 @@
         <w:rPr>
           <w:b/>
           <w:bCs/>
-          <w:lang w:eastAsia="en-IN"/>
-        </w:rPr>
-      </w:pPr>
-      <w:r>
-        <w:rPr>
-          <w:b/>
-          <w:bCs/>
+          <w:sz w:val="24"/>
+          <w:szCs w:val="24"/>
+          <w:lang w:eastAsia="en-IN"/>
+        </w:rPr>
+      </w:pPr>
+      <w:r>
+        <w:rPr>
+          <w:b/>
+          <w:bCs/>
+          <w:sz w:val="24"/>
+          <w:szCs w:val="24"/>
         </w:rPr>
         <w:fldChar w:fldCharType="begin"/>
       </w:r>
@@ -564,6 +704,8 @@
         <w:rPr>
           <w:b/>
           <w:bCs/>
+          <w:sz w:val="24"/>
+          <w:szCs w:val="24"/>
         </w:rPr>
         <w:instrText xml:space="preserve"> HYPERLINK "https://www.geeksforgeeks.org/graph-data-structure-and-algorithms/" \t "_blank" </w:instrText>
       </w:r>
@@ -571,6 +713,8 @@
         <w:rPr>
           <w:b/>
           <w:bCs/>
+          <w:sz w:val="24"/>
+          <w:szCs w:val="24"/>
         </w:rPr>
         <w:fldChar w:fldCharType="separate"/>
       </w:r>
@@ -578,6 +722,8 @@
         <w:rPr>
           <w:b/>
           <w:bCs/>
+          <w:sz w:val="24"/>
+          <w:szCs w:val="24"/>
           <w:lang w:eastAsia="en-IN"/>
         </w:rPr>
         <w:t>10. Graph</w:t>
@@ -586,6 +732,8 @@
         <w:rPr>
           <w:b/>
           <w:bCs/>
+          <w:sz w:val="24"/>
+          <w:szCs w:val="24"/>
           <w:lang w:eastAsia="en-IN"/>
         </w:rPr>
         <w:fldChar w:fldCharType="end"/>
@@ -627,7 +775,7 @@
       </w:pPr>
       <w:r>
         <w:pict>
-          <v:rect id="_x0000_i1047" o:spt="1" style="height:1.5pt;width:432pt;" fillcolor="#A0A0A0" filled="t" stroked="f" coordsize="21600,21600" o:hr="t" o:hrstd="t" o:hralign="center">
+          <v:rect id="_x0000_i1025" o:spt="1" style="height:1.5pt;width:432pt;" fillcolor="#A0A0A0" filled="t" stroked="f" coordsize="21600,21600" o:hr="t" o:hrstd="t" o:hralign="center">
             <v:path/>
             <v:fill on="t" focussize="0,0"/>
             <v:stroke on="f"/>
@@ -834,7 +982,7 @@
       </w:pPr>
       <w:r>
         <w:pict>
-          <v:rect id="_x0000_i1050" o:spt="1" style="height:1.5pt;width:432pt;" fillcolor="#A0A0A0" filled="t" stroked="f" coordsize="21600,21600" o:hr="t" o:hrstd="t" o:hralign="center">
+          <v:rect id="_x0000_i1026" o:spt="1" style="height:1.5pt;width:432pt;" fillcolor="#A0A0A0" filled="t" stroked="f" coordsize="21600,21600" o:hr="t" o:hrstd="t" o:hralign="center">
             <v:path/>
             <v:fill on="t" focussize="0,0"/>
             <v:stroke on="f"/>
@@ -855,7 +1003,49 @@
       </w:pPr>
       <w:r>
         <w:pict>
-          <v:rect id="_x0000_i1057" o:spt="1" style="height:1.5pt;width:432pt;" fillcolor="#A0A0A0" filled="t" stroked="f" coordsize="21600,21600" o:hr="t" o:hrstd="t" o:hralign="center">
+          <v:rect id="_x0000_i1027" o:spt="1" style="height:1.5pt;width:432pt;" fillcolor="#A0A0A0" filled="t" stroked="f" coordsize="21600,21600" o:hr="t" o:hrstd="t" o:hralign="center">
+            <v:path/>
+            <v:fill on="t" focussize="0,0"/>
+            <v:stroke on="f"/>
+            <v:imagedata o:title=""/>
+            <o:lock v:ext="edit"/>
+            <w10:wrap type="none"/>
+            <w10:anchorlock/>
+          </v:rect>
+        </w:pict>
+      </w:r>
+    </w:p>
+    <w:p>
+      <w:pPr>
+        <w:keepNext w:val="0"/>
+        <w:keepLines w:val="0"/>
+        <w:widowControl/>
+        <w:suppressLineNumbers w:val="0"/>
+      </w:pPr>
+      <w:r>
+        <w:pict>
+          <v:rect id="_x0000_i1028" o:spt="1" style="height:1.5pt;width:432pt;" fillcolor="#A0A0A0" filled="t" stroked="f" coordsize="21600,21600" o:hr="t" o:hrstd="t" o:hralign="center">
+            <v:path/>
+            <v:fill on="t" focussize="0,0"/>
+            <v:stroke on="f"/>
+            <v:imagedata o:title=""/>
+            <o:lock v:ext="edit"/>
+            <w10:wrap type="none"/>
+            <w10:anchorlock/>
+          </v:rect>
+        </w:pict>
+      </w:r>
+    </w:p>
+    <w:p>
+      <w:pPr>
+        <w:keepNext w:val="0"/>
+        <w:keepLines w:val="0"/>
+        <w:widowControl/>
+        <w:suppressLineNumbers w:val="0"/>
+      </w:pPr>
+      <w:r>
+        <w:pict>
+          <v:rect id="_x0000_i1029" o:spt="1" style="height:1.5pt;width:432pt;" fillcolor="#A0A0A0" filled="t" stroked="f" coordsize="21600,21600" o:hr="t" o:hrstd="t" o:hralign="center">
             <v:path/>
             <v:fill on="t" focussize="0,0"/>
             <v:stroke on="f"/>
@@ -897,176 +1087,6 @@
       </w:pPr>
       <w:r>
         <w:pict>
-          <v:rect id="_x0000_i1052" o:spt="1" style="height:1.5pt;width:432pt;" fillcolor="#A0A0A0" filled="t" stroked="f" coordsize="21600,21600" o:hr="t" o:hrstd="t" o:hralign="center">
-            <v:path/>
-            <v:fill on="t" focussize="0,0"/>
-            <v:stroke on="f"/>
-            <v:imagedata o:title=""/>
-            <o:lock v:ext="edit"/>
-            <w10:wrap type="none"/>
-            <w10:anchorlock/>
-          </v:rect>
-        </w:pict>
-      </w:r>
-    </w:p>
-    <w:p>
-      <w:pPr>
-        <w:keepNext w:val="0"/>
-        <w:keepLines w:val="0"/>
-        <w:widowControl/>
-        <w:suppressLineNumbers w:val="0"/>
-      </w:pPr>
-      <w:r>
-        <w:pict>
-          <v:rect id="_x0000_i1056" o:spt="1" style="height:1.5pt;width:432pt;" fillcolor="#A0A0A0" filled="t" stroked="f" coordsize="21600,21600" o:hr="t" o:hrstd="t" o:hralign="center">
-            <v:path/>
-            <v:fill on="t" focussize="0,0"/>
-            <v:stroke on="f"/>
-            <v:imagedata o:title=""/>
-            <o:lock v:ext="edit"/>
-            <w10:wrap type="none"/>
-            <w10:anchorlock/>
-          </v:rect>
-        </w:pict>
-      </w:r>
-    </w:p>
-    <w:p>
-      <w:pPr>
-        <w:keepNext w:val="0"/>
-        <w:keepLines w:val="0"/>
-        <w:widowControl/>
-        <w:suppressLineNumbers w:val="0"/>
-      </w:pPr>
-      <w:r>
-        <w:pict>
-          <v:rect id="_x0000_i1053" o:spt="1" style="height:1.5pt;width:432pt;" fillcolor="#A0A0A0" filled="t" stroked="f" coordsize="21600,21600" o:hr="t" o:hrstd="t" o:hralign="center">
-            <v:path/>
-            <v:fill on="t" focussize="0,0"/>
-            <v:stroke on="f"/>
-            <v:imagedata o:title=""/>
-            <o:lock v:ext="edit"/>
-            <w10:wrap type="none"/>
-            <w10:anchorlock/>
-          </v:rect>
-        </w:pict>
-      </w:r>
-    </w:p>
-    <w:p>
-      <w:pPr>
-        <w:pStyle w:val="3"/>
-        <w:keepNext w:val="0"/>
-        <w:keepLines w:val="0"/>
-        <w:widowControl/>
-        <w:suppressLineNumbers w:val="0"/>
-      </w:pPr>
-      <w:r>
-        <w:t xml:space="preserve"> Greedy</w:t>
-      </w:r>
-    </w:p>
-    <w:p>
-      <w:pPr>
-        <w:pStyle w:val="6"/>
-        <w:keepNext w:val="0"/>
-        <w:keepLines w:val="0"/>
-        <w:widowControl/>
-        <w:suppressLineNumbers w:val="0"/>
-      </w:pPr>
-      <w:r>
-        <w:rPr>
-          <w:rStyle w:val="7"/>
-        </w:rPr>
-        <w:t>Use when:</w:t>
-      </w:r>
-    </w:p>
-    <w:p>
-      <w:pPr>
-        <w:pStyle w:val="6"/>
-        <w:keepNext w:val="0"/>
-        <w:keepLines w:val="0"/>
-        <w:widowControl/>
-        <w:suppressLineNumbers w:val="0"/>
-        <w:ind w:left="720"/>
-      </w:pPr>
-      <w:r>
-        <w:t>Local optimal → global optimal</w:t>
-      </w:r>
-    </w:p>
-    <w:p>
-      <w:pPr>
-        <w:pStyle w:val="6"/>
-        <w:keepNext w:val="0"/>
-        <w:keepLines w:val="0"/>
-        <w:widowControl/>
-        <w:suppressLineNumbers w:val="0"/>
-        <w:ind w:left="720"/>
-      </w:pPr>
-      <w:r>
-        <w:t>No need to revisit choices</w:t>
-      </w:r>
-    </w:p>
-    <w:p>
-      <w:pPr>
-        <w:pStyle w:val="6"/>
-        <w:keepNext w:val="0"/>
-        <w:keepLines w:val="0"/>
-        <w:widowControl/>
-        <w:suppressLineNumbers w:val="0"/>
-      </w:pPr>
-      <w:r>
-        <w:rPr>
-          <w:rStyle w:val="7"/>
-        </w:rPr>
-        <w:t>Examples:</w:t>
-      </w:r>
-    </w:p>
-    <w:p>
-      <w:pPr>
-        <w:pStyle w:val="6"/>
-        <w:keepNext w:val="0"/>
-        <w:keepLines w:val="0"/>
-        <w:widowControl/>
-        <w:suppressLineNumbers w:val="0"/>
-        <w:ind w:left="720"/>
-      </w:pPr>
-      <w:r>
-        <w:t>Activity selection</w:t>
-      </w:r>
-    </w:p>
-    <w:p>
-      <w:pPr>
-        <w:pStyle w:val="6"/>
-        <w:keepNext w:val="0"/>
-        <w:keepLines w:val="0"/>
-        <w:widowControl/>
-        <w:suppressLineNumbers w:val="0"/>
-        <w:ind w:left="720"/>
-      </w:pPr>
-      <w:r>
-        <w:t>Minimum coins</w:t>
-      </w:r>
-    </w:p>
-    <w:p>
-      <w:pPr>
-        <w:pStyle w:val="6"/>
-        <w:keepNext w:val="0"/>
-        <w:keepLines w:val="0"/>
-        <w:widowControl/>
-        <w:suppressLineNumbers w:val="0"/>
-        <w:ind w:left="720"/>
-      </w:pPr>
-      <w:r>
-        <w:t>Job scheduling</w:t>
-      </w:r>
-    </w:p>
-    <w:p>
-      <w:pPr>
-        <w:keepNext w:val="0"/>
-        <w:keepLines w:val="0"/>
-        <w:widowControl/>
-        <w:suppressLineNumbers w:val="0"/>
-      </w:pPr>
-      <w:r>
-        <w:pict>
           <v:rect id="_x0000_i1031" o:spt="1" style="height:1.5pt;width:432pt;" fillcolor="#A0A0A0" filled="t" stroked="f" coordsize="21600,21600" o:hr="t" o:hrstd="t" o:hralign="center">
             <v:path/>
             <v:fill on="t" focussize="0,0"/>
@@ -1088,7 +1108,7 @@
         <w:suppressLineNumbers w:val="0"/>
       </w:pPr>
       <w:r>
-        <w:t xml:space="preserve"> Recursion</w:t>
+        <w:t xml:space="preserve"> Greedy</w:t>
       </w:r>
     </w:p>
     <w:p>
@@ -1116,20 +1136,20 @@
         <w:ind w:left="720"/>
       </w:pPr>
       <w:r>
-        <w:t>Problem can be broken into smaller same problems</w:t>
-      </w:r>
-    </w:p>
-    <w:p>
-      <w:pPr>
-        <w:pStyle w:val="6"/>
-        <w:keepNext w:val="0"/>
-        <w:keepLines w:val="0"/>
-        <w:widowControl/>
-        <w:suppressLineNumbers w:val="0"/>
-        <w:ind w:left="720"/>
-      </w:pPr>
-      <w:r>
-        <w:t>Trees / DFS</w:t>
+        <w:t>Local optimal → global optimal</w:t>
+      </w:r>
+    </w:p>
+    <w:p>
+      <w:pPr>
+        <w:pStyle w:val="6"/>
+        <w:keepNext w:val="0"/>
+        <w:keepLines w:val="0"/>
+        <w:widowControl/>
+        <w:suppressLineNumbers w:val="0"/>
+        <w:ind w:left="720"/>
+      </w:pPr>
+      <w:r>
+        <w:t>No need to revisit choices</w:t>
       </w:r>
     </w:p>
     <w:p>
@@ -1157,33 +1177,33 @@
         <w:ind w:left="720"/>
       </w:pPr>
       <w:r>
-        <w:t>Factorial</w:t>
-      </w:r>
-    </w:p>
-    <w:p>
-      <w:pPr>
-        <w:pStyle w:val="6"/>
-        <w:keepNext w:val="0"/>
-        <w:keepLines w:val="0"/>
-        <w:widowControl/>
-        <w:suppressLineNumbers w:val="0"/>
-        <w:ind w:left="720"/>
-      </w:pPr>
-      <w:r>
-        <w:t>Tree traversal</w:t>
-      </w:r>
-    </w:p>
-    <w:p>
-      <w:pPr>
-        <w:pStyle w:val="6"/>
-        <w:keepNext w:val="0"/>
-        <w:keepLines w:val="0"/>
-        <w:widowControl/>
-        <w:suppressLineNumbers w:val="0"/>
-        <w:ind w:left="720"/>
-      </w:pPr>
-      <w:r>
-        <w:t>Backtracking base</w:t>
+        <w:t>Activity selection</w:t>
+      </w:r>
+    </w:p>
+    <w:p>
+      <w:pPr>
+        <w:pStyle w:val="6"/>
+        <w:keepNext w:val="0"/>
+        <w:keepLines w:val="0"/>
+        <w:widowControl/>
+        <w:suppressLineNumbers w:val="0"/>
+        <w:ind w:left="720"/>
+      </w:pPr>
+      <w:r>
+        <w:t>Minimum coins</w:t>
+      </w:r>
+    </w:p>
+    <w:p>
+      <w:pPr>
+        <w:pStyle w:val="6"/>
+        <w:keepNext w:val="0"/>
+        <w:keepLines w:val="0"/>
+        <w:widowControl/>
+        <w:suppressLineNumbers w:val="0"/>
+        <w:ind w:left="720"/>
+      </w:pPr>
+      <w:r>
+        <w:t>Job scheduling</w:t>
       </w:r>
     </w:p>
     <w:p>
@@ -1216,7 +1236,7 @@
         <w:suppressLineNumbers w:val="0"/>
       </w:pPr>
       <w:r>
-        <w:t xml:space="preserve"> Backtracking</w:t>
+        <w:t xml:space="preserve"> Recursion</w:t>
       </w:r>
     </w:p>
     <w:p>
@@ -1244,20 +1264,20 @@
         <w:ind w:left="720"/>
       </w:pPr>
       <w:r>
-        <w:t>All combinations / permutations</w:t>
-      </w:r>
-    </w:p>
-    <w:p>
-      <w:pPr>
-        <w:pStyle w:val="6"/>
-        <w:keepNext w:val="0"/>
-        <w:keepLines w:val="0"/>
-        <w:widowControl/>
-        <w:suppressLineNumbers w:val="0"/>
-        <w:ind w:left="720"/>
-      </w:pPr>
-      <w:r>
-        <w:t>Decision tree</w:t>
+        <w:t>Problem can be broken into smaller same problems</w:t>
+      </w:r>
+    </w:p>
+    <w:p>
+      <w:pPr>
+        <w:pStyle w:val="6"/>
+        <w:keepNext w:val="0"/>
+        <w:keepLines w:val="0"/>
+        <w:widowControl/>
+        <w:suppressLineNumbers w:val="0"/>
+        <w:ind w:left="720"/>
+      </w:pPr>
+      <w:r>
+        <w:t>Trees / DFS</w:t>
       </w:r>
     </w:p>
     <w:p>
@@ -1285,33 +1305,33 @@
         <w:ind w:left="720"/>
       </w:pPr>
       <w:r>
-        <w:t>N-Queens</w:t>
-      </w:r>
-    </w:p>
-    <w:p>
-      <w:pPr>
-        <w:pStyle w:val="6"/>
-        <w:keepNext w:val="0"/>
-        <w:keepLines w:val="0"/>
-        <w:widowControl/>
-        <w:suppressLineNumbers w:val="0"/>
-        <w:ind w:left="720"/>
-      </w:pPr>
-      <w:r>
-        <w:t>Sudoku</w:t>
-      </w:r>
-    </w:p>
-    <w:p>
-      <w:pPr>
-        <w:pStyle w:val="6"/>
-        <w:keepNext w:val="0"/>
-        <w:keepLines w:val="0"/>
-        <w:widowControl/>
-        <w:suppressLineNumbers w:val="0"/>
-        <w:ind w:left="720"/>
-      </w:pPr>
-      <w:r>
-        <w:t>Subsets / permutations</w:t>
+        <w:t>Factorial</w:t>
+      </w:r>
+    </w:p>
+    <w:p>
+      <w:pPr>
+        <w:pStyle w:val="6"/>
+        <w:keepNext w:val="0"/>
+        <w:keepLines w:val="0"/>
+        <w:widowControl/>
+        <w:suppressLineNumbers w:val="0"/>
+        <w:ind w:left="720"/>
+      </w:pPr>
+      <w:r>
+        <w:t>Tree traversal</w:t>
+      </w:r>
+    </w:p>
+    <w:p>
+      <w:pPr>
+        <w:pStyle w:val="6"/>
+        <w:keepNext w:val="0"/>
+        <w:keepLines w:val="0"/>
+        <w:widowControl/>
+        <w:suppressLineNumbers w:val="0"/>
+        <w:ind w:left="720"/>
+      </w:pPr>
+      <w:r>
+        <w:t>Backtracking base</w:t>
       </w:r>
     </w:p>
     <w:p>
@@ -1344,7 +1364,7 @@
         <w:suppressLineNumbers w:val="0"/>
       </w:pPr>
       <w:r>
-        <w:t>Dynamic Programming (DP)</w:t>
+        <w:t xml:space="preserve"> Backtracking</w:t>
       </w:r>
     </w:p>
     <w:p>
@@ -1372,20 +1392,20 @@
         <w:ind w:left="720"/>
       </w:pPr>
       <w:r>
-        <w:t>Overlapping subproblems</w:t>
-      </w:r>
-    </w:p>
-    <w:p>
-      <w:pPr>
-        <w:pStyle w:val="6"/>
-        <w:keepNext w:val="0"/>
-        <w:keepLines w:val="0"/>
-        <w:widowControl/>
-        <w:suppressLineNumbers w:val="0"/>
-        <w:ind w:left="720"/>
-      </w:pPr>
-      <w:r>
-        <w:t>Optimal solution needed</w:t>
+        <w:t>All combinations / permutations</w:t>
+      </w:r>
+    </w:p>
+    <w:p>
+      <w:pPr>
+        <w:pStyle w:val="6"/>
+        <w:keepNext w:val="0"/>
+        <w:keepLines w:val="0"/>
+        <w:widowControl/>
+        <w:suppressLineNumbers w:val="0"/>
+        <w:ind w:left="720"/>
+      </w:pPr>
+      <w:r>
+        <w:t>Decision tree</w:t>
       </w:r>
     </w:p>
     <w:p>
@@ -1413,33 +1433,33 @@
         <w:ind w:left="720"/>
       </w:pPr>
       <w:r>
-        <w:t>Fibonacci</w:t>
-      </w:r>
-    </w:p>
-    <w:p>
-      <w:pPr>
-        <w:pStyle w:val="6"/>
-        <w:keepNext w:val="0"/>
-        <w:keepLines w:val="0"/>
-        <w:widowControl/>
-        <w:suppressLineNumbers w:val="0"/>
-        <w:ind w:left="720"/>
-      </w:pPr>
-      <w:r>
-        <w:t>Knapsack</w:t>
-      </w:r>
-    </w:p>
-    <w:p>
-      <w:pPr>
-        <w:pStyle w:val="6"/>
-        <w:keepNext w:val="0"/>
-        <w:keepLines w:val="0"/>
-        <w:widowControl/>
-        <w:suppressLineNumbers w:val="0"/>
-        <w:ind w:left="720"/>
-      </w:pPr>
-      <w:r>
-        <w:t>Longest common subsequence</w:t>
+        <w:t>N-Queens</w:t>
+      </w:r>
+    </w:p>
+    <w:p>
+      <w:pPr>
+        <w:pStyle w:val="6"/>
+        <w:keepNext w:val="0"/>
+        <w:keepLines w:val="0"/>
+        <w:widowControl/>
+        <w:suppressLineNumbers w:val="0"/>
+        <w:ind w:left="720"/>
+      </w:pPr>
+      <w:r>
+        <w:t>Sudoku</w:t>
+      </w:r>
+    </w:p>
+    <w:p>
+      <w:pPr>
+        <w:pStyle w:val="6"/>
+        <w:keepNext w:val="0"/>
+        <w:keepLines w:val="0"/>
+        <w:widowControl/>
+        <w:suppressLineNumbers w:val="0"/>
+        <w:ind w:left="720"/>
+      </w:pPr>
+      <w:r>
+        <w:t>Subsets / permutations</w:t>
       </w:r>
     </w:p>
     <w:p>
@@ -1465,6 +1485,113 @@
     </w:p>
     <w:p>
       <w:pPr>
+        <w:pStyle w:val="3"/>
+        <w:keepNext w:val="0"/>
+        <w:keepLines w:val="0"/>
+        <w:widowControl/>
+        <w:suppressLineNumbers w:val="0"/>
+      </w:pPr>
+      <w:r>
+        <w:t>Dynamic Programming (DP)</w:t>
+      </w:r>
+    </w:p>
+    <w:p>
+      <w:pPr>
+        <w:pStyle w:val="6"/>
+        <w:keepNext w:val="0"/>
+        <w:keepLines w:val="0"/>
+        <w:widowControl/>
+        <w:suppressLineNumbers w:val="0"/>
+      </w:pPr>
+      <w:r>
+        <w:rPr>
+          <w:rStyle w:val="7"/>
+        </w:rPr>
+        <w:t>Use when:</w:t>
+      </w:r>
+    </w:p>
+    <w:p>
+      <w:pPr>
+        <w:pStyle w:val="6"/>
+        <w:keepNext w:val="0"/>
+        <w:keepLines w:val="0"/>
+        <w:widowControl/>
+        <w:suppressLineNumbers w:val="0"/>
+        <w:ind w:left="720"/>
+      </w:pPr>
+      <w:r>
+        <w:t>Overlapping subproblems</w:t>
+      </w:r>
+    </w:p>
+    <w:p>
+      <w:pPr>
+        <w:pStyle w:val="6"/>
+        <w:keepNext w:val="0"/>
+        <w:keepLines w:val="0"/>
+        <w:widowControl/>
+        <w:suppressLineNumbers w:val="0"/>
+        <w:ind w:left="720"/>
+      </w:pPr>
+      <w:r>
+        <w:t>Optimal solution needed</w:t>
+      </w:r>
+    </w:p>
+    <w:p>
+      <w:pPr>
+        <w:pStyle w:val="6"/>
+        <w:keepNext w:val="0"/>
+        <w:keepLines w:val="0"/>
+        <w:widowControl/>
+        <w:suppressLineNumbers w:val="0"/>
+      </w:pPr>
+      <w:r>
+        <w:rPr>
+          <w:rStyle w:val="7"/>
+        </w:rPr>
+        <w:t>Examples:</w:t>
+      </w:r>
+    </w:p>
+    <w:p>
+      <w:pPr>
+        <w:pStyle w:val="6"/>
+        <w:keepNext w:val="0"/>
+        <w:keepLines w:val="0"/>
+        <w:widowControl/>
+        <w:suppressLineNumbers w:val="0"/>
+        <w:ind w:left="720"/>
+      </w:pPr>
+      <w:r>
+        <w:t>Fibonacci</w:t>
+      </w:r>
+    </w:p>
+    <w:p>
+      <w:pPr>
+        <w:pStyle w:val="6"/>
+        <w:keepNext w:val="0"/>
+        <w:keepLines w:val="0"/>
+        <w:widowControl/>
+        <w:suppressLineNumbers w:val="0"/>
+        <w:ind w:left="720"/>
+      </w:pPr>
+      <w:r>
+        <w:t>Knapsack</w:t>
+      </w:r>
+    </w:p>
+    <w:p>
+      <w:pPr>
+        <w:pStyle w:val="6"/>
+        <w:keepNext w:val="0"/>
+        <w:keepLines w:val="0"/>
+        <w:widowControl/>
+        <w:suppressLineNumbers w:val="0"/>
+        <w:ind w:left="720"/>
+      </w:pPr>
+      <w:r>
+        <w:t>Longest common subsequence</w:t>
+      </w:r>
+    </w:p>
+    <w:p>
+      <w:pPr>
         <w:keepNext w:val="0"/>
         <w:keepLines w:val="0"/>
         <w:widowControl/>
@@ -1493,6 +1620,27 @@
       </w:pPr>
       <w:r>
         <w:pict>
+          <v:rect id="_x0000_i1036" o:spt="1" style="height:1.5pt;width:432pt;" fillcolor="#A0A0A0" filled="t" stroked="f" coordsize="21600,21600" o:hr="t" o:hrstd="t" o:hralign="center">
+            <v:path/>
+            <v:fill on="t" focussize="0,0"/>
+            <v:stroke on="f"/>
+            <v:imagedata o:title=""/>
+            <o:lock v:ext="edit"/>
+            <w10:wrap type="none"/>
+            <w10:anchorlock/>
+          </v:rect>
+        </w:pict>
+      </w:r>
+    </w:p>
+    <w:p>
+      <w:pPr>
+        <w:keepNext w:val="0"/>
+        <w:keepLines w:val="0"/>
+        <w:widowControl/>
+        <w:suppressLineNumbers w:val="0"/>
+      </w:pPr>
+      <w:r>
+        <w:pict>
           <v:rect id="_x0000_i1037" o:spt="1" style="height:1.5pt;width:432pt;" fillcolor="#A0A0A0" filled="t" stroked="f" coordsize="21600,21600" o:hr="t" o:hrstd="t" o:hralign="center">
             <v:path/>
             <v:fill on="t" focussize="0,0"/>
@@ -2572,14 +2720,21 @@
         <w:widowControl/>
         <w:suppressLineNumbers w:val="0"/>
         <w:ind w:left="720"/>
+        <w:rPr>
+          <w:highlight w:val="yellow"/>
+        </w:rPr>
       </w:pPr>
       <w:r>
         <w:rPr>
           <w:rStyle w:val="7"/>
+          <w:highlight w:val="yellow"/>
         </w:rPr>
         <w:t>Array + sorted?</w:t>
       </w:r>
       <w:r>
+        <w:rPr>
+          <w:highlight w:val="yellow"/>
+        </w:rPr>
         <w:t xml:space="preserve"> → Two pointers / Binary search</w:t>
       </w:r>
     </w:p>
@@ -2591,14 +2746,21 @@
         <w:widowControl/>
         <w:suppressLineNumbers w:val="0"/>
         <w:ind w:left="720"/>
+        <w:rPr>
+          <w:highlight w:val="yellow"/>
+        </w:rPr>
       </w:pPr>
       <w:r>
         <w:rPr>
           <w:rStyle w:val="7"/>
+          <w:highlight w:val="yellow"/>
         </w:rPr>
         <w:t>Subarray / substring?</w:t>
       </w:r>
       <w:r>
+        <w:rPr>
+          <w:highlight w:val="yellow"/>
+        </w:rPr>
         <w:t xml:space="preserve"> → Sliding window / Prefix sum</w:t>
       </w:r>
     </w:p>
@@ -2610,14 +2772,21 @@
         <w:widowControl/>
         <w:suppressLineNumbers w:val="0"/>
         <w:ind w:left="720"/>
+        <w:rPr>
+          <w:highlight w:val="yellow"/>
+        </w:rPr>
       </w:pPr>
       <w:r>
         <w:rPr>
           <w:rStyle w:val="7"/>
+          <w:highlight w:val="yellow"/>
         </w:rPr>
         <w:t>Fast lookup needed?</w:t>
       </w:r>
       <w:r>
+        <w:rPr>
+          <w:highlight w:val="yellow"/>
+        </w:rPr>
         <w:t xml:space="preserve"> → HashMap</w:t>
       </w:r>
     </w:p>
@@ -2629,14 +2798,21 @@
         <w:widowControl/>
         <w:suppressLineNumbers w:val="0"/>
         <w:ind w:left="720"/>
+        <w:rPr>
+          <w:highlight w:val="yellow"/>
+        </w:rPr>
       </w:pPr>
       <w:r>
         <w:rPr>
           <w:rStyle w:val="7"/>
+          <w:highlight w:val="yellow"/>
         </w:rPr>
         <w:t>All combinations?</w:t>
       </w:r>
       <w:r>
+        <w:rPr>
+          <w:highlight w:val="yellow"/>
+        </w:rPr>
         <w:t xml:space="preserve"> → Backtracking</w:t>
       </w:r>
     </w:p>
@@ -2648,16 +2824,25 @@
         <w:widowControl/>
         <w:suppressLineNumbers w:val="0"/>
         <w:ind w:left="720"/>
+        <w:rPr>
+          <w:highlight w:val="yellow"/>
+        </w:rPr>
       </w:pPr>
       <w:r>
         <w:rPr>
           <w:rStyle w:val="7"/>
+          <w:highlight w:val="yellow"/>
         </w:rPr>
         <w:t>Optimal with reuse?</w:t>
       </w:r>
       <w:r>
+        <w:rPr>
+          <w:highlight w:val="yellow"/>
+        </w:rPr>
         <w:t xml:space="preserve"> → DP</w:t>
       </w:r>
+      <w:bookmarkStart w:id="0" w:name="_GoBack"/>
+      <w:bookmarkEnd w:id="0"/>
     </w:p>
     <w:sectPr>
       <w:pgSz w:w="11906" w:h="16838"/>
